--- a/docs/01-需求分析文档.docx
+++ b/docs/01-需求分析文档.docx
@@ -980,77 +980,7 @@
           </w:p>
         </w:tc>
       </w:tr>
-      <w:tr>
-        <w:tblPrEx>
-          <w:tblBorders>
-            <w:top w:val="single" w:color="auto" w:sz="4" w:space="0"/>
-            <w:left w:val="single" w:color="auto" w:sz="4" w:space="0"/>
-            <w:bottom w:val="single" w:color="auto" w:sz="4" w:space="0"/>
-            <w:right w:val="single" w:color="auto" w:sz="4" w:space="0"/>
-            <w:insideH w:val="single" w:color="auto" w:sz="4" w:space="0"/>
-            <w:insideV w:val="single" w:color="auto" w:sz="4" w:space="0"/>
-          </w:tblBorders>
-          <w:tblCellMar>
-            <w:top w:w="0" w:type="dxa"/>
-            <w:left w:w="108" w:type="dxa"/>
-            <w:bottom w:w="0" w:type="dxa"/>
-            <w:right w:w="108" w:type="dxa"/>
-          </w:tblCellMar>
-        </w:tblPrEx>
-        <w:trPr>
-          <w:jc w:val="center"/>
-        </w:trPr>
-        <w:tc>
-          <w:tcPr>
-            <w:tcW w:w="3024" w:type="dxa"/>
-          </w:tcPr>
-          <w:p>
-            <w:pPr>
-              <w:spacing w:after="0" w:line="240" w:lineRule="auto"/>
-            </w:pPr>
-            <w:r>
-              <w:rPr>
-                <w:sz w:val="20"/>
-              </w:rPr>
-              <w:t>密码加密</w:t>
-            </w:r>
-          </w:p>
-        </w:tc>
-        <w:tc>
-          <w:tcPr>
-            <w:tcW w:w="3024" w:type="dxa"/>
-          </w:tcPr>
-          <w:p>
-            <w:pPr>
-              <w:spacing w:after="0" w:line="240" w:lineRule="auto"/>
-            </w:pPr>
-            <w:r>
-              <w:rPr>
-                <w:sz w:val="20"/>
-              </w:rPr>
-              <w:t>密码使用 MD5 + 固定盐值加密存储，不存明文</w:t>
-            </w:r>
-          </w:p>
-        </w:tc>
-        <w:tc>
-          <w:tcPr>
-            <w:tcW w:w="3024" w:type="dxa"/>
-          </w:tcPr>
-          <w:p>
-            <w:pPr>
-              <w:spacing w:after="0" w:line="240" w:lineRule="auto"/>
-            </w:pPr>
-            <w:r>
-              <w:rPr>
-                <w:sz w:val="20"/>
-              </w:rPr>
-              <w:t>P0</w:t>
-            </w:r>
-          </w:p>
-        </w:tc>
-      </w:tr>
     </w:tbl>
-    <w:p/>
     <w:p>
       <w:r>
         <w:rPr>
@@ -2053,8 +1983,6 @@
               </w:rPr>
               <w:t>)</w:t>
             </w:r>
-            <w:bookmarkStart w:id="0" w:name="_GoBack"/>
-            <w:bookmarkEnd w:id="0"/>
             <w:r>
               <w:rPr>
                 <w:sz w:val="20"/>
@@ -3027,7 +2955,6 @@
         </w:tc>
       </w:tr>
     </w:tbl>
-    <w:p/>
     <w:p>
       <w:r>
         <w:rPr>
@@ -3511,6 +3438,8 @@
       <w:pPr>
         <w:spacing w:before="280" w:after="80"/>
       </w:pPr>
+      <w:bookmarkStart w:id="0" w:name="_GoBack"/>
+      <w:bookmarkEnd w:id="0"/>
       <w:r>
         <w:rPr>
           <w:b/>
@@ -3740,165 +3669,6 @@
               <w:rPr>
                 <w:sz w:val="20"/>
               </w:rPr>
-              <w:t>安全性</w:t>
-            </w:r>
-          </w:p>
-        </w:tc>
-        <w:tc>
-          <w:tcPr>
-            <w:tcW w:w="4536" w:type="dxa"/>
-          </w:tcPr>
-          <w:p>
-            <w:pPr>
-              <w:spacing w:after="0" w:line="240" w:lineRule="auto"/>
-            </w:pPr>
-            <w:r>
-              <w:rPr>
-                <w:sz w:val="20"/>
-              </w:rPr>
-              <w:t>密码加密存储（MD5 + 盐值）；Session 过期时间为 30 分钟</w:t>
-            </w:r>
-          </w:p>
-        </w:tc>
-      </w:tr>
-      <w:tr>
-        <w:tblPrEx>
-          <w:tblBorders>
-            <w:top w:val="single" w:color="auto" w:sz="4" w:space="0"/>
-            <w:left w:val="single" w:color="auto" w:sz="4" w:space="0"/>
-            <w:bottom w:val="single" w:color="auto" w:sz="4" w:space="0"/>
-            <w:right w:val="single" w:color="auto" w:sz="4" w:space="0"/>
-            <w:insideH w:val="single" w:color="auto" w:sz="4" w:space="0"/>
-            <w:insideV w:val="single" w:color="auto" w:sz="4" w:space="0"/>
-          </w:tblBorders>
-          <w:tblCellMar>
-            <w:top w:w="0" w:type="dxa"/>
-            <w:left w:w="108" w:type="dxa"/>
-            <w:bottom w:w="0" w:type="dxa"/>
-            <w:right w:w="108" w:type="dxa"/>
-          </w:tblCellMar>
-        </w:tblPrEx>
-        <w:trPr>
-          <w:jc w:val="center"/>
-        </w:trPr>
-        <w:tc>
-          <w:tcPr>
-            <w:tcW w:w="4536" w:type="dxa"/>
-          </w:tcPr>
-          <w:p>
-            <w:pPr>
-              <w:spacing w:after="0" w:line="240" w:lineRule="auto"/>
-            </w:pPr>
-            <w:r>
-              <w:rPr>
-                <w:sz w:val="20"/>
-              </w:rPr>
-              <w:t>兼容性</w:t>
-            </w:r>
-          </w:p>
-        </w:tc>
-        <w:tc>
-          <w:tcPr>
-            <w:tcW w:w="4536" w:type="dxa"/>
-          </w:tcPr>
-          <w:p>
-            <w:pPr>
-              <w:spacing w:after="0" w:line="240" w:lineRule="auto"/>
-            </w:pPr>
-            <w:r>
-              <w:rPr>
-                <w:sz w:val="20"/>
-              </w:rPr>
-              <w:t>支持 Chrome、Edge 浏览器</w:t>
-            </w:r>
-          </w:p>
-        </w:tc>
-      </w:tr>
-      <w:tr>
-        <w:tblPrEx>
-          <w:tblBorders>
-            <w:top w:val="single" w:color="auto" w:sz="4" w:space="0"/>
-            <w:left w:val="single" w:color="auto" w:sz="4" w:space="0"/>
-            <w:bottom w:val="single" w:color="auto" w:sz="4" w:space="0"/>
-            <w:right w:val="single" w:color="auto" w:sz="4" w:space="0"/>
-            <w:insideH w:val="single" w:color="auto" w:sz="4" w:space="0"/>
-            <w:insideV w:val="single" w:color="auto" w:sz="4" w:space="0"/>
-          </w:tblBorders>
-          <w:tblCellMar>
-            <w:top w:w="0" w:type="dxa"/>
-            <w:left w:w="108" w:type="dxa"/>
-            <w:bottom w:w="0" w:type="dxa"/>
-            <w:right w:w="108" w:type="dxa"/>
-          </w:tblCellMar>
-        </w:tblPrEx>
-        <w:trPr>
-          <w:jc w:val="center"/>
-        </w:trPr>
-        <w:tc>
-          <w:tcPr>
-            <w:tcW w:w="4536" w:type="dxa"/>
-          </w:tcPr>
-          <w:p>
-            <w:pPr>
-              <w:spacing w:after="0" w:line="240" w:lineRule="auto"/>
-            </w:pPr>
-            <w:r>
-              <w:rPr>
-                <w:sz w:val="20"/>
-              </w:rPr>
-              <w:t>响应式</w:t>
-            </w:r>
-          </w:p>
-        </w:tc>
-        <w:tc>
-          <w:tcPr>
-            <w:tcW w:w="4536" w:type="dxa"/>
-          </w:tcPr>
-          <w:p>
-            <w:pPr>
-              <w:spacing w:after="0" w:line="240" w:lineRule="auto"/>
-            </w:pPr>
-            <w:r>
-              <w:rPr>
-                <w:sz w:val="20"/>
-              </w:rPr>
-              <w:t>基于 Bootstrap Grid，适配 14 寸笔记本屏幕即可</w:t>
-            </w:r>
-          </w:p>
-        </w:tc>
-      </w:tr>
-      <w:tr>
-        <w:tblPrEx>
-          <w:tblBorders>
-            <w:top w:val="single" w:color="auto" w:sz="4" w:space="0"/>
-            <w:left w:val="single" w:color="auto" w:sz="4" w:space="0"/>
-            <w:bottom w:val="single" w:color="auto" w:sz="4" w:space="0"/>
-            <w:right w:val="single" w:color="auto" w:sz="4" w:space="0"/>
-            <w:insideH w:val="single" w:color="auto" w:sz="4" w:space="0"/>
-            <w:insideV w:val="single" w:color="auto" w:sz="4" w:space="0"/>
-          </w:tblBorders>
-          <w:tblCellMar>
-            <w:top w:w="0" w:type="dxa"/>
-            <w:left w:w="108" w:type="dxa"/>
-            <w:bottom w:w="0" w:type="dxa"/>
-            <w:right w:w="108" w:type="dxa"/>
-          </w:tblCellMar>
-        </w:tblPrEx>
-        <w:trPr>
-          <w:jc w:val="center"/>
-        </w:trPr>
-        <w:tc>
-          <w:tcPr>
-            <w:tcW w:w="4536" w:type="dxa"/>
-          </w:tcPr>
-          <w:p>
-            <w:pPr>
-              <w:spacing w:after="0" w:line="240" w:lineRule="auto"/>
-            </w:pPr>
-            <w:r>
-              <w:rPr>
-                <w:sz w:val="20"/>
-              </w:rPr>
               <w:t>数据校验</w:t>
             </w:r>
           </w:p>
@@ -3921,7 +3691,6 @@
         </w:tc>
       </w:tr>
     </w:tbl>
-    <w:p/>
     <w:p>
       <w:r>
         <w:t>──────────────────────────────────────────────────</w:t>
@@ -4542,12 +4311,12 @@
     <w:lsdException w:qFormat="1" w:unhideWhenUsed="0" w:uiPriority="59" w:semiHidden="0" w:name="Table Grid"/>
     <w:lsdException w:uiPriority="99" w:name="Table Theme"/>
     <w:lsdException w:qFormat="1" w:unhideWhenUsed="0" w:uiPriority="1" w:semiHidden="0" w:name="No Spacing"/>
-    <w:lsdException w:unhideWhenUsed="0" w:uiPriority="60" w:semiHidden="0" w:name="Light Shading"/>
-    <w:lsdException w:unhideWhenUsed="0" w:uiPriority="61" w:semiHidden="0" w:name="Light List"/>
+    <w:lsdException w:qFormat="1" w:unhideWhenUsed="0" w:uiPriority="60" w:semiHidden="0" w:name="Light Shading"/>
+    <w:lsdException w:qFormat="1" w:unhideWhenUsed="0" w:uiPriority="61" w:semiHidden="0" w:name="Light List"/>
     <w:lsdException w:unhideWhenUsed="0" w:uiPriority="62" w:semiHidden="0" w:name="Light Grid"/>
-    <w:lsdException w:unhideWhenUsed="0" w:uiPriority="63" w:semiHidden="0" w:name="Medium Shading 1"/>
+    <w:lsdException w:qFormat="1" w:unhideWhenUsed="0" w:uiPriority="63" w:semiHidden="0" w:name="Medium Shading 1"/>
     <w:lsdException w:unhideWhenUsed="0" w:uiPriority="64" w:semiHidden="0" w:name="Medium Shading 2"/>
-    <w:lsdException w:unhideWhenUsed="0" w:uiPriority="65" w:semiHidden="0" w:name="Medium List 1"/>
+    <w:lsdException w:qFormat="1" w:unhideWhenUsed="0" w:uiPriority="65" w:semiHidden="0" w:name="Medium List 1"/>
     <w:lsdException w:qFormat="1" w:unhideWhenUsed="0" w:uiPriority="66" w:semiHidden="0" w:name="Medium List 2"/>
     <w:lsdException w:qFormat="1" w:unhideWhenUsed="0" w:uiPriority="67" w:semiHidden="0" w:name="Medium Grid 1"/>
     <w:lsdException w:qFormat="1" w:unhideWhenUsed="0" w:uiPriority="68" w:semiHidden="0" w:name="Medium Grid 2"/>
@@ -4555,13 +4324,13 @@
     <w:lsdException w:qFormat="1" w:unhideWhenUsed="0" w:uiPriority="70" w:semiHidden="0" w:name="Dark List"/>
     <w:lsdException w:qFormat="1" w:unhideWhenUsed="0" w:uiPriority="71" w:semiHidden="0" w:name="Colorful Shading"/>
     <w:lsdException w:qFormat="1" w:unhideWhenUsed="0" w:uiPriority="72" w:semiHidden="0" w:name="Colorful List"/>
-    <w:lsdException w:unhideWhenUsed="0" w:uiPriority="73" w:semiHidden="0" w:name="Colorful Grid"/>
+    <w:lsdException w:qFormat="1" w:unhideWhenUsed="0" w:uiPriority="73" w:semiHidden="0" w:name="Colorful Grid"/>
     <w:lsdException w:qFormat="1" w:unhideWhenUsed="0" w:uiPriority="60" w:semiHidden="0" w:name="Light Shading Accent 1"/>
     <w:lsdException w:qFormat="1" w:unhideWhenUsed="0" w:uiPriority="61" w:semiHidden="0" w:name="Light List Accent 1"/>
     <w:lsdException w:qFormat="1" w:unhideWhenUsed="0" w:uiPriority="62" w:semiHidden="0" w:name="Light Grid Accent 1"/>
-    <w:lsdException w:unhideWhenUsed="0" w:uiPriority="63" w:semiHidden="0" w:name="Medium Shading 1 Accent 1"/>
-    <w:lsdException w:unhideWhenUsed="0" w:uiPriority="64" w:semiHidden="0" w:name="Medium Shading 2 Accent 1"/>
-    <w:lsdException w:unhideWhenUsed="0" w:uiPriority="65" w:semiHidden="0" w:name="Medium List 1 Accent 1"/>
+    <w:lsdException w:qFormat="1" w:unhideWhenUsed="0" w:uiPriority="63" w:semiHidden="0" w:name="Medium Shading 1 Accent 1"/>
+    <w:lsdException w:qFormat="1" w:unhideWhenUsed="0" w:uiPriority="64" w:semiHidden="0" w:name="Medium Shading 2 Accent 1"/>
+    <w:lsdException w:qFormat="1" w:unhideWhenUsed="0" w:uiPriority="65" w:semiHidden="0" w:name="Medium List 1 Accent 1"/>
     <w:lsdException w:qFormat="1" w:unhideWhenUsed="0" w:uiPriority="34" w:semiHidden="0" w:name="List Paragraph"/>
     <w:lsdException w:qFormat="1" w:unhideWhenUsed="0" w:uiPriority="29" w:semiHidden="0" w:name="Quote"/>
     <w:lsdException w:qFormat="1" w:unhideWhenUsed="0" w:uiPriority="30" w:semiHidden="0" w:name="Intense Quote"/>
@@ -4571,78 +4340,78 @@
     <w:lsdException w:qFormat="1" w:unhideWhenUsed="0" w:uiPriority="69" w:semiHidden="0" w:name="Medium Grid 3 Accent 1"/>
     <w:lsdException w:qFormat="1" w:unhideWhenUsed="0" w:uiPriority="70" w:semiHidden="0" w:name="Dark List Accent 1"/>
     <w:lsdException w:qFormat="1" w:unhideWhenUsed="0" w:uiPriority="71" w:semiHidden="0" w:name="Colorful Shading Accent 1"/>
-    <w:lsdException w:unhideWhenUsed="0" w:uiPriority="72" w:semiHidden="0" w:name="Colorful List Accent 1"/>
-    <w:lsdException w:unhideWhenUsed="0" w:uiPriority="73" w:semiHidden="0" w:name="Colorful Grid Accent 1"/>
+    <w:lsdException w:qFormat="1" w:unhideWhenUsed="0" w:uiPriority="72" w:semiHidden="0" w:name="Colorful List Accent 1"/>
+    <w:lsdException w:qFormat="1" w:unhideWhenUsed="0" w:uiPriority="73" w:semiHidden="0" w:name="Colorful Grid Accent 1"/>
     <w:lsdException w:qFormat="1" w:unhideWhenUsed="0" w:uiPriority="60" w:semiHidden="0" w:name="Light Shading Accent 2"/>
-    <w:lsdException w:unhideWhenUsed="0" w:uiPriority="61" w:semiHidden="0" w:name="Light List Accent 2"/>
+    <w:lsdException w:qFormat="1" w:unhideWhenUsed="0" w:uiPriority="61" w:semiHidden="0" w:name="Light List Accent 2"/>
     <w:lsdException w:unhideWhenUsed="0" w:uiPriority="62" w:semiHidden="0" w:name="Light Grid Accent 2"/>
-    <w:lsdException w:unhideWhenUsed="0" w:uiPriority="63" w:semiHidden="0" w:name="Medium Shading 1 Accent 2"/>
+    <w:lsdException w:qFormat="1" w:unhideWhenUsed="0" w:uiPriority="63" w:semiHidden="0" w:name="Medium Shading 1 Accent 2"/>
     <w:lsdException w:qFormat="1" w:unhideWhenUsed="0" w:uiPriority="64" w:semiHidden="0" w:name="Medium Shading 2 Accent 2"/>
     <w:lsdException w:qFormat="1" w:unhideWhenUsed="0" w:uiPriority="65" w:semiHidden="0" w:name="Medium List 1 Accent 2"/>
-    <w:lsdException w:unhideWhenUsed="0" w:uiPriority="66" w:semiHidden="0" w:name="Medium List 2 Accent 2"/>
+    <w:lsdException w:qFormat="1" w:unhideWhenUsed="0" w:uiPriority="66" w:semiHidden="0" w:name="Medium List 2 Accent 2"/>
     <w:lsdException w:qFormat="1" w:unhideWhenUsed="0" w:uiPriority="67" w:semiHidden="0" w:name="Medium Grid 1 Accent 2"/>
     <w:lsdException w:qFormat="1" w:unhideWhenUsed="0" w:uiPriority="68" w:semiHidden="0" w:name="Medium Grid 2 Accent 2"/>
     <w:lsdException w:qFormat="1" w:unhideWhenUsed="0" w:uiPriority="69" w:semiHidden="0" w:name="Medium Grid 3 Accent 2"/>
     <w:lsdException w:qFormat="1" w:unhideWhenUsed="0" w:uiPriority="70" w:semiHidden="0" w:name="Dark List Accent 2"/>
     <w:lsdException w:qFormat="1" w:unhideWhenUsed="0" w:uiPriority="71" w:semiHidden="0" w:name="Colorful Shading Accent 2"/>
-    <w:lsdException w:unhideWhenUsed="0" w:uiPriority="72" w:semiHidden="0" w:name="Colorful List Accent 2"/>
-    <w:lsdException w:unhideWhenUsed="0" w:uiPriority="73" w:semiHidden="0" w:name="Colorful Grid Accent 2"/>
-    <w:lsdException w:unhideWhenUsed="0" w:uiPriority="60" w:semiHidden="0" w:name="Light Shading Accent 3"/>
-    <w:lsdException w:unhideWhenUsed="0" w:uiPriority="61" w:semiHidden="0" w:name="Light List Accent 3"/>
-    <w:lsdException w:unhideWhenUsed="0" w:uiPriority="62" w:semiHidden="0" w:name="Light Grid Accent 3"/>
-    <w:lsdException w:unhideWhenUsed="0" w:uiPriority="63" w:semiHidden="0" w:name="Medium Shading 1 Accent 3"/>
+    <w:lsdException w:qFormat="1" w:unhideWhenUsed="0" w:uiPriority="72" w:semiHidden="0" w:name="Colorful List Accent 2"/>
+    <w:lsdException w:qFormat="1" w:unhideWhenUsed="0" w:uiPriority="73" w:semiHidden="0" w:name="Colorful Grid Accent 2"/>
+    <w:lsdException w:qFormat="1" w:unhideWhenUsed="0" w:uiPriority="60" w:semiHidden="0" w:name="Light Shading Accent 3"/>
+    <w:lsdException w:qFormat="1" w:unhideWhenUsed="0" w:uiPriority="61" w:semiHidden="0" w:name="Light List Accent 3"/>
+    <w:lsdException w:qFormat="1" w:unhideWhenUsed="0" w:uiPriority="62" w:semiHidden="0" w:name="Light Grid Accent 3"/>
+    <w:lsdException w:qFormat="1" w:unhideWhenUsed="0" w:uiPriority="63" w:semiHidden="0" w:name="Medium Shading 1 Accent 3"/>
     <w:lsdException w:qFormat="1" w:unhideWhenUsed="0" w:uiPriority="64" w:semiHidden="0" w:name="Medium Shading 2 Accent 3"/>
-    <w:lsdException w:unhideWhenUsed="0" w:uiPriority="65" w:semiHidden="0" w:name="Medium List 1 Accent 3"/>
+    <w:lsdException w:qFormat="1" w:unhideWhenUsed="0" w:uiPriority="65" w:semiHidden="0" w:name="Medium List 1 Accent 3"/>
     <w:lsdException w:unhideWhenUsed="0" w:uiPriority="66" w:semiHidden="0" w:name="Medium List 2 Accent 3"/>
-    <w:lsdException w:unhideWhenUsed="0" w:uiPriority="67" w:semiHidden="0" w:name="Medium Grid 1 Accent 3"/>
+    <w:lsdException w:qFormat="1" w:unhideWhenUsed="0" w:uiPriority="67" w:semiHidden="0" w:name="Medium Grid 1 Accent 3"/>
     <w:lsdException w:qFormat="1" w:unhideWhenUsed="0" w:uiPriority="68" w:semiHidden="0" w:name="Medium Grid 2 Accent 3"/>
     <w:lsdException w:qFormat="1" w:unhideWhenUsed="0" w:uiPriority="69" w:semiHidden="0" w:name="Medium Grid 3 Accent 3"/>
     <w:lsdException w:qFormat="1" w:unhideWhenUsed="0" w:uiPriority="70" w:semiHidden="0" w:name="Dark List Accent 3"/>
     <w:lsdException w:qFormat="1" w:unhideWhenUsed="0" w:uiPriority="71" w:semiHidden="0" w:name="Colorful Shading Accent 3"/>
-    <w:lsdException w:unhideWhenUsed="0" w:uiPriority="72" w:semiHidden="0" w:name="Colorful List Accent 3"/>
-    <w:lsdException w:unhideWhenUsed="0" w:uiPriority="73" w:semiHidden="0" w:name="Colorful Grid Accent 3"/>
+    <w:lsdException w:qFormat="1" w:unhideWhenUsed="0" w:uiPriority="72" w:semiHidden="0" w:name="Colorful List Accent 3"/>
+    <w:lsdException w:qFormat="1" w:unhideWhenUsed="0" w:uiPriority="73" w:semiHidden="0" w:name="Colorful Grid Accent 3"/>
     <w:lsdException w:qFormat="1" w:unhideWhenUsed="0" w:uiPriority="60" w:semiHidden="0" w:name="Light Shading Accent 4"/>
-    <w:lsdException w:unhideWhenUsed="0" w:uiPriority="61" w:semiHidden="0" w:name="Light List Accent 4"/>
+    <w:lsdException w:qFormat="1" w:unhideWhenUsed="0" w:uiPriority="61" w:semiHidden="0" w:name="Light List Accent 4"/>
     <w:lsdException w:qFormat="1" w:unhideWhenUsed="0" w:uiPriority="62" w:semiHidden="0" w:name="Light Grid Accent 4"/>
     <w:lsdException w:qFormat="1" w:unhideWhenUsed="0" w:uiPriority="63" w:semiHidden="0" w:name="Medium Shading 1 Accent 4"/>
     <w:lsdException w:qFormat="1" w:unhideWhenUsed="0" w:uiPriority="64" w:semiHidden="0" w:name="Medium Shading 2 Accent 4"/>
     <w:lsdException w:qFormat="1" w:unhideWhenUsed="0" w:uiPriority="65" w:semiHidden="0" w:name="Medium List 1 Accent 4"/>
-    <w:lsdException w:unhideWhenUsed="0" w:uiPriority="66" w:semiHidden="0" w:name="Medium List 2 Accent 4"/>
-    <w:lsdException w:unhideWhenUsed="0" w:uiPriority="67" w:semiHidden="0" w:name="Medium Grid 1 Accent 4"/>
+    <w:lsdException w:qFormat="1" w:unhideWhenUsed="0" w:uiPriority="66" w:semiHidden="0" w:name="Medium List 2 Accent 4"/>
+    <w:lsdException w:qFormat="1" w:unhideWhenUsed="0" w:uiPriority="67" w:semiHidden="0" w:name="Medium Grid 1 Accent 4"/>
     <w:lsdException w:qFormat="1" w:unhideWhenUsed="0" w:uiPriority="68" w:semiHidden="0" w:name="Medium Grid 2 Accent 4"/>
     <w:lsdException w:qFormat="1" w:unhideWhenUsed="0" w:uiPriority="69" w:semiHidden="0" w:name="Medium Grid 3 Accent 4"/>
     <w:lsdException w:qFormat="1" w:unhideWhenUsed="0" w:uiPriority="70" w:semiHidden="0" w:name="Dark List Accent 4"/>
     <w:lsdException w:qFormat="1" w:unhideWhenUsed="0" w:uiPriority="71" w:semiHidden="0" w:name="Colorful Shading Accent 4"/>
-    <w:lsdException w:unhideWhenUsed="0" w:uiPriority="72" w:semiHidden="0" w:name="Colorful List Accent 4"/>
-    <w:lsdException w:unhideWhenUsed="0" w:uiPriority="73" w:semiHidden="0" w:name="Colorful Grid Accent 4"/>
+    <w:lsdException w:qFormat="1" w:unhideWhenUsed="0" w:uiPriority="72" w:semiHidden="0" w:name="Colorful List Accent 4"/>
+    <w:lsdException w:qFormat="1" w:unhideWhenUsed="0" w:uiPriority="73" w:semiHidden="0" w:name="Colorful Grid Accent 4"/>
     <w:lsdException w:qFormat="1" w:unhideWhenUsed="0" w:uiPriority="60" w:semiHidden="0" w:name="Light Shading Accent 5"/>
     <w:lsdException w:qFormat="1" w:unhideWhenUsed="0" w:uiPriority="61" w:semiHidden="0" w:name="Light List Accent 5"/>
     <w:lsdException w:unhideWhenUsed="0" w:uiPriority="62" w:semiHidden="0" w:name="Light Grid Accent 5"/>
-    <w:lsdException w:unhideWhenUsed="0" w:uiPriority="63" w:semiHidden="0" w:name="Medium Shading 1 Accent 5"/>
-    <w:lsdException w:unhideWhenUsed="0" w:uiPriority="64" w:semiHidden="0" w:name="Medium Shading 2 Accent 5"/>
-    <w:lsdException w:unhideWhenUsed="0" w:uiPriority="65" w:semiHidden="0" w:name="Medium List 1 Accent 5"/>
-    <w:lsdException w:unhideWhenUsed="0" w:uiPriority="66" w:semiHidden="0" w:name="Medium List 2 Accent 5"/>
-    <w:lsdException w:unhideWhenUsed="0" w:uiPriority="67" w:semiHidden="0" w:name="Medium Grid 1 Accent 5"/>
+    <w:lsdException w:qFormat="1" w:unhideWhenUsed="0" w:uiPriority="63" w:semiHidden="0" w:name="Medium Shading 1 Accent 5"/>
+    <w:lsdException w:qFormat="1" w:unhideWhenUsed="0" w:uiPriority="64" w:semiHidden="0" w:name="Medium Shading 2 Accent 5"/>
+    <w:lsdException w:qFormat="1" w:unhideWhenUsed="0" w:uiPriority="65" w:semiHidden="0" w:name="Medium List 1 Accent 5"/>
+    <w:lsdException w:qFormat="1" w:unhideWhenUsed="0" w:uiPriority="66" w:semiHidden="0" w:name="Medium List 2 Accent 5"/>
+    <w:lsdException w:qFormat="1" w:unhideWhenUsed="0" w:uiPriority="67" w:semiHidden="0" w:name="Medium Grid 1 Accent 5"/>
     <w:lsdException w:qFormat="1" w:unhideWhenUsed="0" w:uiPriority="68" w:semiHidden="0" w:name="Medium Grid 2 Accent 5"/>
     <w:lsdException w:qFormat="1" w:unhideWhenUsed="0" w:uiPriority="69" w:semiHidden="0" w:name="Medium Grid 3 Accent 5"/>
     <w:lsdException w:qFormat="1" w:unhideWhenUsed="0" w:uiPriority="70" w:semiHidden="0" w:name="Dark List Accent 5"/>
     <w:lsdException w:qFormat="1" w:unhideWhenUsed="0" w:uiPriority="71" w:semiHidden="0" w:name="Colorful Shading Accent 5"/>
-    <w:lsdException w:unhideWhenUsed="0" w:uiPriority="72" w:semiHidden="0" w:name="Colorful List Accent 5"/>
-    <w:lsdException w:unhideWhenUsed="0" w:uiPriority="73" w:semiHidden="0" w:name="Colorful Grid Accent 5"/>
-    <w:lsdException w:unhideWhenUsed="0" w:uiPriority="60" w:semiHidden="0" w:name="Light Shading Accent 6"/>
+    <w:lsdException w:qFormat="1" w:unhideWhenUsed="0" w:uiPriority="72" w:semiHidden="0" w:name="Colorful List Accent 5"/>
+    <w:lsdException w:qFormat="1" w:unhideWhenUsed="0" w:uiPriority="73" w:semiHidden="0" w:name="Colorful Grid Accent 5"/>
+    <w:lsdException w:qFormat="1" w:unhideWhenUsed="0" w:uiPriority="60" w:semiHidden="0" w:name="Light Shading Accent 6"/>
     <w:lsdException w:qFormat="1" w:unhideWhenUsed="0" w:uiPriority="61" w:semiHidden="0" w:name="Light List Accent 6"/>
     <w:lsdException w:qFormat="1" w:unhideWhenUsed="0" w:uiPriority="62" w:semiHidden="0" w:name="Light Grid Accent 6"/>
     <w:lsdException w:qFormat="1" w:unhideWhenUsed="0" w:uiPriority="63" w:semiHidden="0" w:name="Medium Shading 1 Accent 6"/>
     <w:lsdException w:qFormat="1" w:unhideWhenUsed="0" w:uiPriority="64" w:semiHidden="0" w:name="Medium Shading 2 Accent 6"/>
     <w:lsdException w:qFormat="1" w:unhideWhenUsed="0" w:uiPriority="65" w:semiHidden="0" w:name="Medium List 1 Accent 6"/>
     <w:lsdException w:unhideWhenUsed="0" w:uiPriority="66" w:semiHidden="0" w:name="Medium List 2 Accent 6"/>
-    <w:lsdException w:unhideWhenUsed="0" w:uiPriority="67" w:semiHidden="0" w:name="Medium Grid 1 Accent 6"/>
+    <w:lsdException w:qFormat="1" w:unhideWhenUsed="0" w:uiPriority="67" w:semiHidden="0" w:name="Medium Grid 1 Accent 6"/>
     <w:lsdException w:qFormat="1" w:unhideWhenUsed="0" w:uiPriority="68" w:semiHidden="0" w:name="Medium Grid 2 Accent 6"/>
     <w:lsdException w:qFormat="1" w:unhideWhenUsed="0" w:uiPriority="69" w:semiHidden="0" w:name="Medium Grid 3 Accent 6"/>
     <w:lsdException w:qFormat="1" w:unhideWhenUsed="0" w:uiPriority="70" w:semiHidden="0" w:name="Dark List Accent 6"/>
     <w:lsdException w:qFormat="1" w:unhideWhenUsed="0" w:uiPriority="71" w:semiHidden="0" w:name="Colorful Shading Accent 6"/>
-    <w:lsdException w:unhideWhenUsed="0" w:uiPriority="72" w:semiHidden="0" w:name="Colorful List Accent 6"/>
-    <w:lsdException w:unhideWhenUsed="0" w:uiPriority="73" w:semiHidden="0" w:name="Colorful Grid Accent 6"/>
+    <w:lsdException w:qFormat="1" w:unhideWhenUsed="0" w:uiPriority="72" w:semiHidden="0" w:name="Colorful List Accent 6"/>
+    <w:lsdException w:qFormat="1" w:unhideWhenUsed="0" w:uiPriority="73" w:semiHidden="0" w:name="Colorful Grid Accent 6"/>
   </w:latentStyles>
   <w:style w:type="paragraph" w:default="1" w:styleId="1">
     <w:name w:val="Normal"/>
@@ -5255,6 +5024,7 @@
   <w:style w:type="table" w:styleId="34">
     <w:name w:val="Light Shading"/>
     <w:basedOn w:val="32"/>
+    <w:qFormat/>
     <w:uiPriority w:val="60"/>
     <w:pPr>
       <w:spacing w:after="0" w:line="240" w:lineRule="auto"/>
@@ -5554,6 +5324,7 @@
   <w:style w:type="table" w:styleId="37">
     <w:name w:val="Light Shading Accent 3"/>
     <w:basedOn w:val="32"/>
+    <w:qFormat/>
     <w:uiPriority w:val="60"/>
     <w:pPr>
       <w:spacing w:after="0" w:line="240" w:lineRule="auto"/>
@@ -5853,6 +5624,7 @@
   <w:style w:type="table" w:styleId="40">
     <w:name w:val="Light Shading Accent 6"/>
     <w:basedOn w:val="32"/>
+    <w:qFormat/>
     <w:uiPriority w:val="60"/>
     <w:pPr>
       <w:spacing w:after="0" w:line="240" w:lineRule="auto"/>
@@ -5952,6 +5724,7 @@
   <w:style w:type="table" w:styleId="41">
     <w:name w:val="Light List"/>
     <w:basedOn w:val="32"/>
+    <w:qFormat/>
     <w:uiPriority w:val="61"/>
     <w:pPr>
       <w:spacing w:after="0" w:line="240" w:lineRule="auto"/>
@@ -6139,6 +5912,7 @@
   <w:style w:type="table" w:styleId="43">
     <w:name w:val="Light List Accent 2"/>
     <w:basedOn w:val="32"/>
+    <w:qFormat/>
     <w:uiPriority w:val="61"/>
     <w:pPr>
       <w:spacing w:after="0" w:line="240" w:lineRule="auto"/>
@@ -6232,6 +6006,7 @@
   <w:style w:type="table" w:styleId="44">
     <w:name w:val="Light List Accent 3"/>
     <w:basedOn w:val="32"/>
+    <w:qFormat/>
     <w:uiPriority w:val="61"/>
     <w:pPr>
       <w:spacing w:after="0" w:line="240" w:lineRule="auto"/>
@@ -6325,6 +6100,7 @@
   <w:style w:type="table" w:styleId="45">
     <w:name w:val="Light List Accent 4"/>
     <w:basedOn w:val="32"/>
+    <w:qFormat/>
     <w:uiPriority w:val="61"/>
     <w:pPr>
       <w:spacing w:after="0" w:line="240" w:lineRule="auto"/>
@@ -6985,6 +6761,7 @@
   <w:style w:type="table" w:styleId="51">
     <w:name w:val="Light Grid Accent 3"/>
     <w:basedOn w:val="32"/>
+    <w:qFormat/>
     <w:uiPriority w:val="62"/>
     <w:pPr>
       <w:spacing w:after="0" w:line="240" w:lineRule="auto"/>
@@ -7491,6 +7268,7 @@
   <w:style w:type="table" w:styleId="55">
     <w:name w:val="Medium Shading 1"/>
     <w:basedOn w:val="32"/>
+    <w:qFormat/>
     <w:uiPriority w:val="63"/>
     <w:pPr>
       <w:spacing w:after="0" w:line="240" w:lineRule="auto"/>
@@ -7598,6 +7376,7 @@
   <w:style w:type="table" w:styleId="56">
     <w:name w:val="Medium Shading 1 Accent 1"/>
     <w:basedOn w:val="32"/>
+    <w:qFormat/>
     <w:uiPriority w:val="63"/>
     <w:pPr>
       <w:spacing w:after="0" w:line="240" w:lineRule="auto"/>
@@ -7705,6 +7484,7 @@
   <w:style w:type="table" w:styleId="57">
     <w:name w:val="Medium Shading 1 Accent 2"/>
     <w:basedOn w:val="32"/>
+    <w:qFormat/>
     <w:uiPriority w:val="63"/>
     <w:pPr>
       <w:spacing w:after="0" w:line="240" w:lineRule="auto"/>
@@ -7812,6 +7592,7 @@
   <w:style w:type="table" w:styleId="58">
     <w:name w:val="Medium Shading 1 Accent 3"/>
     <w:basedOn w:val="32"/>
+    <w:qFormat/>
     <w:uiPriority w:val="63"/>
     <w:pPr>
       <w:spacing w:after="0" w:line="240" w:lineRule="auto"/>
@@ -8027,6 +7808,7 @@
   <w:style w:type="table" w:styleId="60">
     <w:name w:val="Medium Shading 1 Accent 5"/>
     <w:basedOn w:val="32"/>
+    <w:qFormat/>
     <w:uiPriority w:val="63"/>
     <w:pPr>
       <w:spacing w:after="0" w:line="240" w:lineRule="auto"/>
@@ -8407,6 +8189,7 @@
   <w:style w:type="table" w:styleId="63">
     <w:name w:val="Medium Shading 2 Accent 1"/>
     <w:basedOn w:val="32"/>
+    <w:qFormat/>
     <w:uiPriority w:val="64"/>
     <w:pPr>
       <w:spacing w:after="0" w:line="240" w:lineRule="auto"/>
@@ -9070,6 +8853,7 @@
   <w:style w:type="table" w:styleId="67">
     <w:name w:val="Medium Shading 2 Accent 5"/>
     <w:basedOn w:val="32"/>
+    <w:qFormat/>
     <w:uiPriority w:val="64"/>
     <w:pPr>
       <w:spacing w:after="0" w:line="240" w:lineRule="auto"/>
@@ -9401,6 +9185,7 @@
   <w:style w:type="table" w:styleId="69">
     <w:name w:val="Medium List 1"/>
     <w:basedOn w:val="32"/>
+    <w:qFormat/>
     <w:uiPriority w:val="65"/>
     <w:pPr>
       <w:spacing w:after="0" w:line="240" w:lineRule="auto"/>
@@ -9491,6 +9276,7 @@
   <w:style w:type="table" w:styleId="70">
     <w:name w:val="Medium List 1 Accent 1"/>
     <w:basedOn w:val="32"/>
+    <w:qFormat/>
     <w:uiPriority w:val="65"/>
     <w:pPr>
       <w:spacing w:after="0" w:line="240" w:lineRule="auto"/>
@@ -9672,6 +9458,7 @@
   <w:style w:type="table" w:styleId="72">
     <w:name w:val="Medium List 1 Accent 3"/>
     <w:basedOn w:val="32"/>
+    <w:qFormat/>
     <w:uiPriority w:val="65"/>
     <w:pPr>
       <w:spacing w:after="0" w:line="240" w:lineRule="auto"/>
@@ -9853,6 +9640,7 @@
   <w:style w:type="table" w:styleId="74">
     <w:name w:val="Medium List 1 Accent 5"/>
     <w:basedOn w:val="32"/>
+    <w:qFormat/>
     <w:uiPriority w:val="65"/>
     <w:pPr>
       <w:spacing w:after="0" w:line="240" w:lineRule="auto"/>
@@ -10294,6 +10082,7 @@
   <w:style w:type="table" w:styleId="78">
     <w:name w:val="Medium List 2 Accent 2"/>
     <w:basedOn w:val="32"/>
+    <w:qFormat/>
     <w:uiPriority w:val="66"/>
     <w:pPr>
       <w:spacing w:after="0" w:line="240" w:lineRule="auto"/>
@@ -10552,6 +10341,7 @@
   <w:style w:type="table" w:styleId="80">
     <w:name w:val="Medium List 2 Accent 4"/>
     <w:basedOn w:val="32"/>
+    <w:qFormat/>
     <w:uiPriority w:val="66"/>
     <w:pPr>
       <w:spacing w:after="0" w:line="240" w:lineRule="auto"/>
@@ -10681,6 +10471,7 @@
   <w:style w:type="table" w:styleId="81">
     <w:name w:val="Medium List 2 Accent 5"/>
     <w:basedOn w:val="32"/>
+    <w:qFormat/>
     <w:uiPriority w:val="66"/>
     <w:pPr>
       <w:spacing w:after="0" w:line="240" w:lineRule="auto"/>
@@ -11149,6 +10940,7 @@
   <w:style w:type="table" w:styleId="86">
     <w:name w:val="Medium Grid 1 Accent 3"/>
     <w:basedOn w:val="32"/>
+    <w:qFormat/>
     <w:uiPriority w:val="67"/>
     <w:pPr>
       <w:spacing w:after="0" w:line="240" w:lineRule="auto"/>
@@ -11218,6 +11010,7 @@
   <w:style w:type="table" w:styleId="87">
     <w:name w:val="Medium Grid 1 Accent 4"/>
     <w:basedOn w:val="32"/>
+    <w:qFormat/>
     <w:uiPriority w:val="67"/>
     <w:pPr>
       <w:spacing w:after="0" w:line="240" w:lineRule="auto"/>
@@ -11287,6 +11080,7 @@
   <w:style w:type="table" w:styleId="88">
     <w:name w:val="Medium Grid 1 Accent 5"/>
     <w:basedOn w:val="32"/>
+    <w:qFormat/>
     <w:uiPriority w:val="67"/>
     <w:pPr>
       <w:spacing w:after="0" w:line="240" w:lineRule="auto"/>
@@ -11356,6 +11150,7 @@
   <w:style w:type="table" w:styleId="89">
     <w:name w:val="Medium Grid 1 Accent 6"/>
     <w:basedOn w:val="32"/>
+    <w:qFormat/>
     <w:uiPriority w:val="67"/>
     <w:pPr>
       <w:spacing w:after="0" w:line="240" w:lineRule="auto"/>
@@ -15488,6 +15283,7 @@
   <w:style w:type="table" w:styleId="119">
     <w:name w:val="Colorful List Accent 1"/>
     <w:basedOn w:val="32"/>
+    <w:qFormat/>
     <w:uiPriority w:val="72"/>
     <w:pPr>
       <w:spacing w:after="0" w:line="240" w:lineRule="auto"/>
@@ -15580,6 +15376,7 @@
   <w:style w:type="table" w:styleId="120">
     <w:name w:val="Colorful List Accent 2"/>
     <w:basedOn w:val="32"/>
+    <w:qFormat/>
     <w:uiPriority w:val="72"/>
     <w:pPr>
       <w:spacing w:after="0" w:line="240" w:lineRule="auto"/>
@@ -15672,6 +15469,7 @@
   <w:style w:type="table" w:styleId="121">
     <w:name w:val="Colorful List Accent 3"/>
     <w:basedOn w:val="32"/>
+    <w:qFormat/>
     <w:uiPriority w:val="72"/>
     <w:pPr>
       <w:spacing w:after="0" w:line="240" w:lineRule="auto"/>
@@ -15764,6 +15562,7 @@
   <w:style w:type="table" w:styleId="122">
     <w:name w:val="Colorful List Accent 4"/>
     <w:basedOn w:val="32"/>
+    <w:qFormat/>
     <w:uiPriority w:val="72"/>
     <w:pPr>
       <w:spacing w:after="0" w:line="240" w:lineRule="auto"/>
@@ -15856,6 +15655,7 @@
   <w:style w:type="table" w:styleId="123">
     <w:name w:val="Colorful List Accent 5"/>
     <w:basedOn w:val="32"/>
+    <w:qFormat/>
     <w:uiPriority w:val="72"/>
     <w:pPr>
       <w:spacing w:after="0" w:line="240" w:lineRule="auto"/>
@@ -15948,6 +15748,7 @@
   <w:style w:type="table" w:styleId="124">
     <w:name w:val="Colorful List Accent 6"/>
     <w:basedOn w:val="32"/>
+    <w:qFormat/>
     <w:uiPriority w:val="72"/>
     <w:pPr>
       <w:spacing w:after="0" w:line="240" w:lineRule="auto"/>
@@ -16040,6 +15841,7 @@
   <w:style w:type="table" w:styleId="125">
     <w:name w:val="Colorful Grid"/>
     <w:basedOn w:val="32"/>
+    <w:qFormat/>
     <w:uiPriority w:val="73"/>
     <w:pPr>
       <w:spacing w:after="0" w:line="240" w:lineRule="auto"/>
@@ -16136,6 +15938,7 @@
   <w:style w:type="table" w:styleId="126">
     <w:name w:val="Colorful Grid Accent 1"/>
     <w:basedOn w:val="32"/>
+    <w:qFormat/>
     <w:uiPriority w:val="73"/>
     <w:pPr>
       <w:spacing w:after="0" w:line="240" w:lineRule="auto"/>
@@ -16232,6 +16035,7 @@
   <w:style w:type="table" w:styleId="127">
     <w:name w:val="Colorful Grid Accent 2"/>
     <w:basedOn w:val="32"/>
+    <w:qFormat/>
     <w:uiPriority w:val="73"/>
     <w:pPr>
       <w:spacing w:after="0" w:line="240" w:lineRule="auto"/>
@@ -16328,6 +16132,7 @@
   <w:style w:type="table" w:styleId="128">
     <w:name w:val="Colorful Grid Accent 3"/>
     <w:basedOn w:val="32"/>
+    <w:qFormat/>
     <w:uiPriority w:val="73"/>
     <w:pPr>
       <w:spacing w:after="0" w:line="240" w:lineRule="auto"/>
@@ -16424,6 +16229,7 @@
   <w:style w:type="table" w:styleId="129">
     <w:name w:val="Colorful Grid Accent 4"/>
     <w:basedOn w:val="32"/>
+    <w:qFormat/>
     <w:uiPriority w:val="73"/>
     <w:pPr>
       <w:spacing w:after="0" w:line="240" w:lineRule="auto"/>
@@ -16520,6 +16326,7 @@
   <w:style w:type="table" w:styleId="130">
     <w:name w:val="Colorful Grid Accent 5"/>
     <w:basedOn w:val="32"/>
+    <w:qFormat/>
     <w:uiPriority w:val="73"/>
     <w:pPr>
       <w:spacing w:after="0" w:line="240" w:lineRule="auto"/>
@@ -16616,6 +16423,7 @@
   <w:style w:type="table" w:styleId="131">
     <w:name w:val="Colorful Grid Accent 6"/>
     <w:basedOn w:val="32"/>
+    <w:qFormat/>
     <w:uiPriority w:val="73"/>
     <w:pPr>
       <w:spacing w:after="0" w:line="240" w:lineRule="auto"/>
@@ -16733,12 +16541,14 @@
     <w:name w:val="Header Char"/>
     <w:basedOn w:val="132"/>
     <w:link w:val="25"/>
+    <w:qFormat/>
     <w:uiPriority w:val="99"/>
   </w:style>
   <w:style w:type="character" w:customStyle="1" w:styleId="136">
     <w:name w:val="Footer Char"/>
     <w:basedOn w:val="132"/>
     <w:link w:val="24"/>
+    <w:qFormat/>
     <w:uiPriority w:val="99"/>
   </w:style>
   <w:style w:type="paragraph" w:styleId="137">
@@ -17500,14 +17310,4 @@
     </a:lnDef>
   </a:objectDefaults>
 </a:theme>
-</file>
-
-<file path=customXml/item1.xml><?xml version="1.0" encoding="utf-8"?>
-<b:Sources xmlns:b="http://schemas.openxmlformats.org/officeDocument/2006/bibliography" xmlns="http://schemas.openxmlformats.org/officeDocument/2006/bibliography" SelectedStyle="/APA.XSL" StyleName="APA"/>
-</file>
-
-<file path=customXml/itemProps1.xml><?xml version="1.0" encoding="utf-8"?>
-<ds:datastoreItem xmlns:ds="http://schemas.openxmlformats.org/officeDocument/2006/customXml" ds:itemID="{EF278816-EC6F-A645-907D-7F25AECB1D4A}">
-  <ds:schemaRefs/>
-</ds:datastoreItem>
 </file>
--- a/docs/01-需求分析文档.docx
+++ b/docs/01-需求分析文档.docx
@@ -531,7 +531,7 @@
           <w:color w:val="444444"/>
           <w:sz w:val="26"/>
         </w:rPr>
-        <w:t>3.1 M1 — 用户系统</w:t>
+        <w:t>3.1用户系统</w:t>
       </w:r>
     </w:p>
     <w:tbl>
@@ -1032,7 +1032,7 @@
           <w:color w:val="444444"/>
           <w:sz w:val="26"/>
         </w:rPr>
-        <w:t>3.2 M2 — 会议管理</w:t>
+        <w:t>3.2  会议管理</w:t>
       </w:r>
     </w:p>
     <w:tbl>
@@ -1614,7 +1614,7 @@
           <w:color w:val="444444"/>
           <w:sz w:val="26"/>
         </w:rPr>
-        <w:t>3.3 M3 — 参会管理</w:t>
+        <w:t>3.3  参会管理</w:t>
       </w:r>
     </w:p>
     <w:tbl>
@@ -2130,7 +2130,7 @@
           <w:color w:val="444444"/>
           <w:sz w:val="26"/>
         </w:rPr>
-        <w:t>3.4 M4 — 参会信息与缴费</w:t>
+        <w:t>3.4 参会信息与缴费</w:t>
       </w:r>
     </w:p>
     <w:tbl>
@@ -2169,12 +2169,6 @@
             <w:insideH w:val="single" w:color="auto" w:sz="4" w:space="0"/>
             <w:insideV w:val="single" w:color="auto" w:sz="4" w:space="0"/>
           </w:tblBorders>
-          <w:tblCellMar>
-            <w:top w:w="0" w:type="dxa"/>
-            <w:left w:w="108" w:type="dxa"/>
-            <w:bottom w:w="0" w:type="dxa"/>
-            <w:right w:w="108" w:type="dxa"/>
-          </w:tblCellMar>
         </w:tblPrEx>
         <w:trPr>
           <w:jc w:val="center"/>
@@ -2574,7 +2568,7 @@
           <w:color w:val="444444"/>
           <w:sz w:val="26"/>
         </w:rPr>
-        <w:t>3.5 M5 — 签到与入住管理</w:t>
+        <w:t>3.5 签到与入住管理</w:t>
       </w:r>
     </w:p>
     <w:tbl>
@@ -3006,7 +3000,17 @@
           <w:color w:val="444444"/>
           <w:sz w:val="26"/>
         </w:rPr>
-        <w:t>3.6 M6 — 管理员面板</w:t>
+        <w:t>3.6</w:t>
+      </w:r>
+      <w:bookmarkStart w:id="0" w:name="_GoBack"/>
+      <w:bookmarkEnd w:id="0"/>
+      <w:r>
+        <w:rPr>
+          <w:b/>
+          <w:color w:val="444444"/>
+          <w:sz w:val="26"/>
+        </w:rPr>
+        <w:t>管理员面板</w:t>
       </w:r>
     </w:p>
     <w:tbl>
@@ -3438,8 +3442,6 @@
       <w:pPr>
         <w:spacing w:before="280" w:after="80"/>
       </w:pPr>
-      <w:bookmarkStart w:id="0" w:name="_GoBack"/>
-      <w:bookmarkEnd w:id="0"/>
       <w:r>
         <w:rPr>
           <w:b/>
@@ -4191,8 +4193,8 @@
     <w:lsdException w:uiPriority="99" w:name="Normal Indent"/>
     <w:lsdException w:uiPriority="99" w:name="footnote text"/>
     <w:lsdException w:uiPriority="99" w:name="annotation text"/>
-    <w:lsdException w:uiPriority="99" w:semiHidden="0" w:name="header"/>
-    <w:lsdException w:uiPriority="99" w:semiHidden="0" w:name="footer"/>
+    <w:lsdException w:qFormat="1" w:uiPriority="99" w:semiHidden="0" w:name="header"/>
+    <w:lsdException w:qFormat="1" w:uiPriority="99" w:semiHidden="0" w:name="footer"/>
     <w:lsdException w:uiPriority="99" w:name="index heading"/>
     <w:lsdException w:qFormat="1" w:uiPriority="35" w:name="caption"/>
     <w:lsdException w:uiPriority="99" w:name="table of figures"/>
@@ -4225,7 +4227,7 @@
     <w:lsdException w:qFormat="1" w:unhideWhenUsed="0" w:uiPriority="10" w:semiHidden="0" w:name="Title"/>
     <w:lsdException w:uiPriority="99" w:name="Closing"/>
     <w:lsdException w:uiPriority="99" w:name="Signature"/>
-    <w:lsdException w:uiPriority="1" w:name="Default Paragraph Font"/>
+    <w:lsdException w:qFormat="1" w:uiPriority="1" w:name="Default Paragraph Font"/>
     <w:lsdException w:qFormat="1" w:uiPriority="99" w:semiHidden="0" w:name="Body Text"/>
     <w:lsdException w:uiPriority="99" w:name="Body Text Indent"/>
     <w:lsdException w:qFormat="1" w:uiPriority="99" w:semiHidden="0" w:name="List Continue"/>
@@ -4313,7 +4315,7 @@
     <w:lsdException w:qFormat="1" w:unhideWhenUsed="0" w:uiPriority="1" w:semiHidden="0" w:name="No Spacing"/>
     <w:lsdException w:qFormat="1" w:unhideWhenUsed="0" w:uiPriority="60" w:semiHidden="0" w:name="Light Shading"/>
     <w:lsdException w:qFormat="1" w:unhideWhenUsed="0" w:uiPriority="61" w:semiHidden="0" w:name="Light List"/>
-    <w:lsdException w:unhideWhenUsed="0" w:uiPriority="62" w:semiHidden="0" w:name="Light Grid"/>
+    <w:lsdException w:qFormat="1" w:unhideWhenUsed="0" w:uiPriority="62" w:semiHidden="0" w:name="Light Grid"/>
     <w:lsdException w:qFormat="1" w:unhideWhenUsed="0" w:uiPriority="63" w:semiHidden="0" w:name="Medium Shading 1"/>
     <w:lsdException w:unhideWhenUsed="0" w:uiPriority="64" w:semiHidden="0" w:name="Medium Shading 2"/>
     <w:lsdException w:qFormat="1" w:unhideWhenUsed="0" w:uiPriority="65" w:semiHidden="0" w:name="Medium List 1"/>
@@ -4344,7 +4346,7 @@
     <w:lsdException w:qFormat="1" w:unhideWhenUsed="0" w:uiPriority="73" w:semiHidden="0" w:name="Colorful Grid Accent 1"/>
     <w:lsdException w:qFormat="1" w:unhideWhenUsed="0" w:uiPriority="60" w:semiHidden="0" w:name="Light Shading Accent 2"/>
     <w:lsdException w:qFormat="1" w:unhideWhenUsed="0" w:uiPriority="61" w:semiHidden="0" w:name="Light List Accent 2"/>
-    <w:lsdException w:unhideWhenUsed="0" w:uiPriority="62" w:semiHidden="0" w:name="Light Grid Accent 2"/>
+    <w:lsdException w:qFormat="1" w:unhideWhenUsed="0" w:uiPriority="62" w:semiHidden="0" w:name="Light Grid Accent 2"/>
     <w:lsdException w:qFormat="1" w:unhideWhenUsed="0" w:uiPriority="63" w:semiHidden="0" w:name="Medium Shading 1 Accent 2"/>
     <w:lsdException w:qFormat="1" w:unhideWhenUsed="0" w:uiPriority="64" w:semiHidden="0" w:name="Medium Shading 2 Accent 2"/>
     <w:lsdException w:qFormat="1" w:unhideWhenUsed="0" w:uiPriority="65" w:semiHidden="0" w:name="Medium List 1 Accent 2"/>
@@ -4362,7 +4364,7 @@
     <w:lsdException w:qFormat="1" w:unhideWhenUsed="0" w:uiPriority="63" w:semiHidden="0" w:name="Medium Shading 1 Accent 3"/>
     <w:lsdException w:qFormat="1" w:unhideWhenUsed="0" w:uiPriority="64" w:semiHidden="0" w:name="Medium Shading 2 Accent 3"/>
     <w:lsdException w:qFormat="1" w:unhideWhenUsed="0" w:uiPriority="65" w:semiHidden="0" w:name="Medium List 1 Accent 3"/>
-    <w:lsdException w:unhideWhenUsed="0" w:uiPriority="66" w:semiHidden="0" w:name="Medium List 2 Accent 3"/>
+    <w:lsdException w:qFormat="1" w:unhideWhenUsed="0" w:uiPriority="66" w:semiHidden="0" w:name="Medium List 2 Accent 3"/>
     <w:lsdException w:qFormat="1" w:unhideWhenUsed="0" w:uiPriority="67" w:semiHidden="0" w:name="Medium Grid 1 Accent 3"/>
     <w:lsdException w:qFormat="1" w:unhideWhenUsed="0" w:uiPriority="68" w:semiHidden="0" w:name="Medium Grid 2 Accent 3"/>
     <w:lsdException w:qFormat="1" w:unhideWhenUsed="0" w:uiPriority="69" w:semiHidden="0" w:name="Medium Grid 3 Accent 3"/>
@@ -4386,7 +4388,7 @@
     <w:lsdException w:qFormat="1" w:unhideWhenUsed="0" w:uiPriority="73" w:semiHidden="0" w:name="Colorful Grid Accent 4"/>
     <w:lsdException w:qFormat="1" w:unhideWhenUsed="0" w:uiPriority="60" w:semiHidden="0" w:name="Light Shading Accent 5"/>
     <w:lsdException w:qFormat="1" w:unhideWhenUsed="0" w:uiPriority="61" w:semiHidden="0" w:name="Light List Accent 5"/>
-    <w:lsdException w:unhideWhenUsed="0" w:uiPriority="62" w:semiHidden="0" w:name="Light Grid Accent 5"/>
+    <w:lsdException w:qFormat="1" w:unhideWhenUsed="0" w:uiPriority="62" w:semiHidden="0" w:name="Light Grid Accent 5"/>
     <w:lsdException w:qFormat="1" w:unhideWhenUsed="0" w:uiPriority="63" w:semiHidden="0" w:name="Medium Shading 1 Accent 5"/>
     <w:lsdException w:qFormat="1" w:unhideWhenUsed="0" w:uiPriority="64" w:semiHidden="0" w:name="Medium Shading 2 Accent 5"/>
     <w:lsdException w:qFormat="1" w:unhideWhenUsed="0" w:uiPriority="65" w:semiHidden="0" w:name="Medium List 1 Accent 5"/>
@@ -4667,6 +4669,7 @@
     <w:name w:val="Default Paragraph Font"/>
     <w:semiHidden/>
     <w:unhideWhenUsed/>
+    <w:qFormat/>
     <w:uiPriority w:val="1"/>
   </w:style>
   <w:style w:type="table" w:default="1" w:styleId="32">
@@ -4882,6 +4885,7 @@
     <w:basedOn w:val="1"/>
     <w:link w:val="136"/>
     <w:unhideWhenUsed/>
+    <w:qFormat/>
     <w:uiPriority w:val="99"/>
     <w:pPr>
       <w:tabs>
@@ -4896,6 +4900,7 @@
     <w:basedOn w:val="1"/>
     <w:link w:val="135"/>
     <w:unhideWhenUsed/>
+    <w:qFormat/>
     <w:uiPriority w:val="99"/>
     <w:pPr>
       <w:tabs>
@@ -6382,6 +6387,7 @@
   <w:style w:type="table" w:styleId="48">
     <w:name w:val="Light Grid"/>
     <w:basedOn w:val="32"/>
+    <w:qFormat/>
     <w:uiPriority w:val="62"/>
     <w:pPr>
       <w:spacing w:after="0" w:line="240" w:lineRule="auto"/>
@@ -6635,6 +6641,7 @@
   <w:style w:type="table" w:styleId="50">
     <w:name w:val="Light Grid Accent 2"/>
     <w:basedOn w:val="32"/>
+    <w:qFormat/>
     <w:uiPriority w:val="62"/>
     <w:pPr>
       <w:spacing w:after="0" w:line="240" w:lineRule="auto"/>
@@ -7015,6 +7022,7 @@
   <w:style w:type="table" w:styleId="53">
     <w:name w:val="Light Grid Accent 5"/>
     <w:basedOn w:val="32"/>
+    <w:qFormat/>
     <w:uiPriority w:val="62"/>
     <w:pPr>
       <w:spacing w:after="0" w:line="240" w:lineRule="auto"/>
@@ -10212,6 +10220,7 @@
   <w:style w:type="table" w:styleId="79">
     <w:name w:val="Medium List 2 Accent 3"/>
     <w:basedOn w:val="32"/>
+    <w:qFormat/>
     <w:uiPriority w:val="66"/>
     <w:pPr>
       <w:spacing w:after="0" w:line="240" w:lineRule="auto"/>

--- a/docs/01-需求分析文档.docx
+++ b/docs/01-需求分析文档.docx
@@ -2169,6 +2169,12 @@
             <w:insideH w:val="single" w:color="auto" w:sz="4" w:space="0"/>
             <w:insideV w:val="single" w:color="auto" w:sz="4" w:space="0"/>
           </w:tblBorders>
+          <w:tblCellMar>
+            <w:top w:w="0" w:type="dxa"/>
+            <w:left w:w="108" w:type="dxa"/>
+            <w:bottom w:w="0" w:type="dxa"/>
+            <w:right w:w="108" w:type="dxa"/>
+          </w:tblCellMar>
         </w:tblPrEx>
         <w:trPr>
           <w:jc w:val="center"/>
@@ -3000,17 +3006,7 @@
           <w:color w:val="444444"/>
           <w:sz w:val="26"/>
         </w:rPr>
-        <w:t>3.6</w:t>
-      </w:r>
-      <w:bookmarkStart w:id="0" w:name="_GoBack"/>
-      <w:bookmarkEnd w:id="0"/>
-      <w:r>
-        <w:rPr>
-          <w:b/>
-          <w:color w:val="444444"/>
-          <w:sz w:val="26"/>
-        </w:rPr>
-        <w:t>管理员面板</w:t>
+        <w:t>3.6管理员面板</w:t>
       </w:r>
     </w:p>
     <w:tbl>
@@ -3193,12 +3189,6 @@
             <w:insideH w:val="single" w:color="auto" w:sz="4" w:space="0"/>
             <w:insideV w:val="single" w:color="auto" w:sz="4" w:space="0"/>
           </w:tblBorders>
-          <w:tblCellMar>
-            <w:top w:w="0" w:type="dxa"/>
-            <w:left w:w="108" w:type="dxa"/>
-            <w:bottom w:w="0" w:type="dxa"/>
-            <w:right w:w="108" w:type="dxa"/>
-          </w:tblCellMar>
         </w:tblPrEx>
         <w:trPr>
           <w:jc w:val="center"/>
@@ -3349,12 +3339,14 @@
             <w:pPr>
               <w:spacing w:after="0" w:line="240" w:lineRule="auto"/>
             </w:pPr>
+            <w:bookmarkStart w:id="0" w:name="_GoBack"/>
             <w:r>
               <w:rPr>
                 <w:sz w:val="20"/>
               </w:rPr>
               <w:t>系统信息</w:t>
             </w:r>
+            <w:bookmarkEnd w:id="0"/>
           </w:p>
         </w:tc>
         <w:tc>

--- a/docs/01-需求分析文档.docx
+++ b/docs/01-需求分析文档.docx
@@ -143,12 +143,6 @@
             <w:insideH w:val="single" w:color="auto" w:sz="4" w:space="0"/>
             <w:insideV w:val="single" w:color="auto" w:sz="4" w:space="0"/>
           </w:tblBorders>
-          <w:tblCellMar>
-            <w:top w:w="0" w:type="dxa"/>
-            <w:left w:w="108" w:type="dxa"/>
-            <w:bottom w:w="0" w:type="dxa"/>
-            <w:right w:w="108" w:type="dxa"/>
-          </w:tblCellMar>
         </w:tblPrEx>
         <w:trPr>
           <w:jc w:val="center"/>
@@ -957,9 +951,41 @@
             </w:pPr>
             <w:r>
               <w:rPr>
+                <w:rFonts w:hint="eastAsia"/>
+                <w:sz w:val="20"/>
+                <w:lang w:val="en-US" w:eastAsia="zh-CN"/>
+              </w:rPr>
+              <w:t>(</w:t>
+            </w:r>
+            <w:r>
+              <w:rPr>
                 <w:sz w:val="20"/>
               </w:rPr>
-              <w:t>未登录用户访问任何页面均跳转登录页；不同角色不能访问他人的功能页面</w:t>
+              <w:t>未登录</w:t>
+            </w:r>
+            <w:r>
+              <w:rPr>
+                <w:rFonts w:hint="eastAsia"/>
+                <w:sz w:val="20"/>
+                <w:lang w:val="en-US" w:eastAsia="zh-CN"/>
+              </w:rPr>
+              <w:t>/禁用</w:t>
+            </w:r>
+            <w:bookmarkStart w:id="0" w:name="_GoBack"/>
+            <w:bookmarkEnd w:id="0"/>
+            <w:r>
+              <w:rPr>
+                <w:rFonts w:hint="eastAsia"/>
+                <w:sz w:val="20"/>
+                <w:lang w:val="en-US" w:eastAsia="zh-CN"/>
+              </w:rPr>
+              <w:t>)</w:t>
+            </w:r>
+            <w:r>
+              <w:rPr>
+                <w:sz w:val="20"/>
+              </w:rPr>
+              <w:t>用户访问任何页面均跳转登录页；不同角色不能访问他人的功能页面</w:t>
             </w:r>
           </w:p>
         </w:tc>
@@ -1927,14 +1953,6 @@
       </w:tr>
       <w:tr>
         <w:tblPrEx>
-          <w:tblBorders>
-            <w:top w:val="single" w:color="auto" w:sz="4" w:space="0"/>
-            <w:left w:val="single" w:color="auto" w:sz="4" w:space="0"/>
-            <w:bottom w:val="single" w:color="auto" w:sz="4" w:space="0"/>
-            <w:right w:val="single" w:color="auto" w:sz="4" w:space="0"/>
-            <w:insideH w:val="single" w:color="auto" w:sz="4" w:space="0"/>
-            <w:insideV w:val="single" w:color="auto" w:sz="4" w:space="0"/>
-          </w:tblBorders>
           <w:tblCellMar>
             <w:top w:w="0" w:type="dxa"/>
             <w:left w:w="108" w:type="dxa"/>
@@ -3189,6 +3207,12 @@
             <w:insideH w:val="single" w:color="auto" w:sz="4" w:space="0"/>
             <w:insideV w:val="single" w:color="auto" w:sz="4" w:space="0"/>
           </w:tblBorders>
+          <w:tblCellMar>
+            <w:top w:w="0" w:type="dxa"/>
+            <w:left w:w="108" w:type="dxa"/>
+            <w:bottom w:w="0" w:type="dxa"/>
+            <w:right w:w="108" w:type="dxa"/>
+          </w:tblCellMar>
         </w:tblPrEx>
         <w:trPr>
           <w:jc w:val="center"/>
@@ -3339,14 +3363,12 @@
             <w:pPr>
               <w:spacing w:after="0" w:line="240" w:lineRule="auto"/>
             </w:pPr>
-            <w:bookmarkStart w:id="0" w:name="_GoBack"/>
             <w:r>
               <w:rPr>
                 <w:sz w:val="20"/>
               </w:rPr>
               <w:t>系统信息</w:t>
             </w:r>
-            <w:bookmarkEnd w:id="0"/>
           </w:p>
         </w:tc>
         <w:tc>
@@ -4309,7 +4331,7 @@
     <w:lsdException w:qFormat="1" w:unhideWhenUsed="0" w:uiPriority="61" w:semiHidden="0" w:name="Light List"/>
     <w:lsdException w:qFormat="1" w:unhideWhenUsed="0" w:uiPriority="62" w:semiHidden="0" w:name="Light Grid"/>
     <w:lsdException w:qFormat="1" w:unhideWhenUsed="0" w:uiPriority="63" w:semiHidden="0" w:name="Medium Shading 1"/>
-    <w:lsdException w:unhideWhenUsed="0" w:uiPriority="64" w:semiHidden="0" w:name="Medium Shading 2"/>
+    <w:lsdException w:qFormat="1" w:unhideWhenUsed="0" w:uiPriority="64" w:semiHidden="0" w:name="Medium Shading 2"/>
     <w:lsdException w:qFormat="1" w:unhideWhenUsed="0" w:uiPriority="65" w:semiHidden="0" w:name="Medium List 1"/>
     <w:lsdException w:qFormat="1" w:unhideWhenUsed="0" w:uiPriority="66" w:semiHidden="0" w:name="Medium List 2"/>
     <w:lsdException w:qFormat="1" w:unhideWhenUsed="0" w:uiPriority="67" w:semiHidden="0" w:name="Medium Grid 1"/>
@@ -4398,7 +4420,7 @@
     <w:lsdException w:qFormat="1" w:unhideWhenUsed="0" w:uiPriority="63" w:semiHidden="0" w:name="Medium Shading 1 Accent 6"/>
     <w:lsdException w:qFormat="1" w:unhideWhenUsed="0" w:uiPriority="64" w:semiHidden="0" w:name="Medium Shading 2 Accent 6"/>
     <w:lsdException w:qFormat="1" w:unhideWhenUsed="0" w:uiPriority="65" w:semiHidden="0" w:name="Medium List 1 Accent 6"/>
-    <w:lsdException w:unhideWhenUsed="0" w:uiPriority="66" w:semiHidden="0" w:name="Medium List 2 Accent 6"/>
+    <w:lsdException w:qFormat="1" w:unhideWhenUsed="0" w:uiPriority="66" w:semiHidden="0" w:name="Medium List 2 Accent 6"/>
     <w:lsdException w:qFormat="1" w:unhideWhenUsed="0" w:uiPriority="67" w:semiHidden="0" w:name="Medium Grid 1 Accent 6"/>
     <w:lsdException w:qFormat="1" w:unhideWhenUsed="0" w:uiPriority="68" w:semiHidden="0" w:name="Medium Grid 2 Accent 6"/>
     <w:lsdException w:qFormat="1" w:unhideWhenUsed="0" w:uiPriority="69" w:semiHidden="0" w:name="Medium Grid 3 Accent 6"/>
@@ -8024,6 +8046,7 @@
   <w:style w:type="table" w:styleId="62">
     <w:name w:val="Medium Shading 2"/>
     <w:basedOn w:val="32"/>
+    <w:qFormat/>
     <w:uiPriority w:val="64"/>
     <w:pPr>
       <w:spacing w:after="0" w:line="240" w:lineRule="auto"/>
@@ -10602,6 +10625,7 @@
   <w:style w:type="table" w:styleId="82">
     <w:name w:val="Medium List 2 Accent 6"/>
     <w:basedOn w:val="32"/>
+    <w:qFormat/>
     <w:uiPriority w:val="66"/>
     <w:pPr>
       <w:spacing w:after="0" w:line="240" w:lineRule="auto"/>

--- a/docs/01-需求分析文档.docx
+++ b/docs/01-需求分析文档.docx
@@ -143,6 +143,12 @@
             <w:insideH w:val="single" w:color="auto" w:sz="4" w:space="0"/>
             <w:insideV w:val="single" w:color="auto" w:sz="4" w:space="0"/>
           </w:tblBorders>
+          <w:tblCellMar>
+            <w:top w:w="0" w:type="dxa"/>
+            <w:left w:w="108" w:type="dxa"/>
+            <w:bottom w:w="0" w:type="dxa"/>
+            <w:right w:w="108" w:type="dxa"/>
+          </w:tblCellMar>
         </w:tblPrEx>
         <w:trPr>
           <w:jc w:val="center"/>
@@ -969,17 +975,7 @@
                 <w:sz w:val="20"/>
                 <w:lang w:val="en-US" w:eastAsia="zh-CN"/>
               </w:rPr>
-              <w:t>/禁用</w:t>
-            </w:r>
-            <w:bookmarkStart w:id="0" w:name="_GoBack"/>
-            <w:bookmarkEnd w:id="0"/>
-            <w:r>
-              <w:rPr>
-                <w:rFonts w:hint="eastAsia"/>
-                <w:sz w:val="20"/>
-                <w:lang w:val="en-US" w:eastAsia="zh-CN"/>
-              </w:rPr>
-              <w:t>)</w:t>
+              <w:t>/禁用)</w:t>
             </w:r>
             <w:r>
               <w:rPr>
@@ -1953,6 +1949,14 @@
       </w:tr>
       <w:tr>
         <w:tblPrEx>
+          <w:tblBorders>
+            <w:top w:val="single" w:color="auto" w:sz="4" w:space="0"/>
+            <w:left w:val="single" w:color="auto" w:sz="4" w:space="0"/>
+            <w:bottom w:val="single" w:color="auto" w:sz="4" w:space="0"/>
+            <w:right w:val="single" w:color="auto" w:sz="4" w:space="0"/>
+            <w:insideH w:val="single" w:color="auto" w:sz="4" w:space="0"/>
+            <w:insideV w:val="single" w:color="auto" w:sz="4" w:space="0"/>
+          </w:tblBorders>
           <w:tblCellMar>
             <w:top w:w="0" w:type="dxa"/>
             <w:left w:w="108" w:type="dxa"/>
@@ -2095,6 +2099,168 @@
           </w:p>
         </w:tc>
       </w:tr>
+      <w:tr>
+        <w:tblPrEx>
+          <w:tblBorders>
+            <w:top w:val="single" w:color="auto" w:sz="4" w:space="0"/>
+            <w:left w:val="single" w:color="auto" w:sz="4" w:space="0"/>
+            <w:bottom w:val="single" w:color="auto" w:sz="4" w:space="0"/>
+            <w:right w:val="single" w:color="auto" w:sz="4" w:space="0"/>
+            <w:insideH w:val="single" w:color="auto" w:sz="4" w:space="0"/>
+            <w:insideV w:val="single" w:color="auto" w:sz="4" w:space="0"/>
+          </w:tblBorders>
+          <w:tblCellMar>
+            <w:top w:w="0" w:type="dxa"/>
+            <w:left w:w="108" w:type="dxa"/>
+            <w:bottom w:w="0" w:type="dxa"/>
+            <w:right w:w="108" w:type="dxa"/>
+          </w:tblCellMar>
+        </w:tblPrEx>
+        <w:trPr>
+          <w:jc w:val="center"/>
+        </w:trPr>
+        <w:tc>
+          <w:tcPr>
+            <w:tcW w:w="3024" w:type="dxa"/>
+            <w:vAlign w:val="top"/>
+          </w:tcPr>
+          <w:p>
+            <w:pPr>
+              <w:spacing w:after="0" w:line="240" w:lineRule="auto"/>
+              <w:rPr>
+                <w:sz w:val="20"/>
+              </w:rPr>
+            </w:pPr>
+            <w:r>
+              <w:rPr>
+                <w:sz w:val="20"/>
+              </w:rPr>
+              <w:t>填写参会信息</w:t>
+            </w:r>
+          </w:p>
+        </w:tc>
+        <w:tc>
+          <w:tcPr>
+            <w:tcW w:w="3024" w:type="dxa"/>
+            <w:vAlign w:val="top"/>
+          </w:tcPr>
+          <w:p>
+            <w:pPr>
+              <w:spacing w:after="0" w:line="240" w:lineRule="auto"/>
+              <w:rPr>
+                <w:sz w:val="20"/>
+              </w:rPr>
+            </w:pPr>
+            <w:r>
+              <w:rPr>
+                <w:sz w:val="20"/>
+              </w:rPr>
+              <w:t>加入会议前要先填写往返时间、住宿要求、其他情况</w:t>
+            </w:r>
+          </w:p>
+        </w:tc>
+        <w:tc>
+          <w:tcPr>
+            <w:tcW w:w="3024" w:type="dxa"/>
+            <w:vAlign w:val="top"/>
+          </w:tcPr>
+          <w:p>
+            <w:pPr>
+              <w:spacing w:after="0" w:line="240" w:lineRule="auto"/>
+              <w:rPr>
+                <w:sz w:val="20"/>
+              </w:rPr>
+            </w:pPr>
+            <w:r>
+              <w:rPr>
+                <w:sz w:val="20"/>
+              </w:rPr>
+              <w:t>P0</w:t>
+            </w:r>
+          </w:p>
+        </w:tc>
+      </w:tr>
+      <w:tr>
+        <w:tblPrEx>
+          <w:tblBorders>
+            <w:top w:val="single" w:color="auto" w:sz="4" w:space="0"/>
+            <w:left w:val="single" w:color="auto" w:sz="4" w:space="0"/>
+            <w:bottom w:val="single" w:color="auto" w:sz="4" w:space="0"/>
+            <w:right w:val="single" w:color="auto" w:sz="4" w:space="0"/>
+            <w:insideH w:val="single" w:color="auto" w:sz="4" w:space="0"/>
+            <w:insideV w:val="single" w:color="auto" w:sz="4" w:space="0"/>
+          </w:tblBorders>
+          <w:tblCellMar>
+            <w:top w:w="0" w:type="dxa"/>
+            <w:left w:w="108" w:type="dxa"/>
+            <w:bottom w:w="0" w:type="dxa"/>
+            <w:right w:w="108" w:type="dxa"/>
+          </w:tblCellMar>
+        </w:tblPrEx>
+        <w:trPr>
+          <w:jc w:val="center"/>
+        </w:trPr>
+        <w:tc>
+          <w:tcPr>
+            <w:tcW w:w="3024" w:type="dxa"/>
+            <w:vAlign w:val="top"/>
+          </w:tcPr>
+          <w:p>
+            <w:pPr>
+              <w:spacing w:after="0" w:line="240" w:lineRule="auto"/>
+              <w:rPr>
+                <w:sz w:val="20"/>
+              </w:rPr>
+            </w:pPr>
+            <w:r>
+              <w:rPr>
+                <w:sz w:val="20"/>
+              </w:rPr>
+              <w:t>修改参会信息</w:t>
+            </w:r>
+          </w:p>
+        </w:tc>
+        <w:tc>
+          <w:tcPr>
+            <w:tcW w:w="3024" w:type="dxa"/>
+            <w:vAlign w:val="top"/>
+          </w:tcPr>
+          <w:p>
+            <w:pPr>
+              <w:spacing w:after="0" w:line="240" w:lineRule="auto"/>
+              <w:rPr>
+                <w:sz w:val="20"/>
+              </w:rPr>
+            </w:pPr>
+            <w:r>
+              <w:rPr>
+                <w:sz w:val="20"/>
+              </w:rPr>
+              <w:t>修改已填写的参会信息</w:t>
+            </w:r>
+          </w:p>
+        </w:tc>
+        <w:tc>
+          <w:tcPr>
+            <w:tcW w:w="3024" w:type="dxa"/>
+            <w:vAlign w:val="top"/>
+          </w:tcPr>
+          <w:p>
+            <w:pPr>
+              <w:spacing w:after="0" w:line="240" w:lineRule="auto"/>
+              <w:rPr>
+                <w:sz w:val="20"/>
+              </w:rPr>
+            </w:pPr>
+            <w:r>
+              <w:rPr>
+                <w:sz w:val="20"/>
+              </w:rPr>
+              <w:t>P1</w:t>
+            </w:r>
+          </w:p>
+        </w:tc>
+      </w:tr>
     </w:tbl>
     <w:p/>
     <w:p>
@@ -2141,6 +2307,10 @@
     <w:p>
       <w:pPr>
         <w:spacing w:before="200" w:after="40"/>
+        <w:rPr>
+          <w:rFonts w:hint="default" w:eastAsia="微软雅黑"/>
+          <w:lang w:val="en-US" w:eastAsia="zh-CN"/>
+        </w:rPr>
       </w:pPr>
       <w:r>
         <w:rPr>
@@ -2148,7 +2318,17 @@
           <w:color w:val="444444"/>
           <w:sz w:val="26"/>
         </w:rPr>
-        <w:t>3.4 参会信息与缴费</w:t>
+        <w:t>3.4 缴费</w:t>
+      </w:r>
+      <w:r>
+        <w:rPr>
+          <w:rFonts w:hint="eastAsia"/>
+          <w:b/>
+          <w:color w:val="444444"/>
+          <w:sz w:val="26"/>
+          <w:lang w:val="en-US" w:eastAsia="zh-CN"/>
+        </w:rPr>
+        <w:t>记录</w:t>
       </w:r>
     </w:p>
     <w:tbl>
@@ -2248,144 +2428,6 @@
                 <w:sz w:val="20"/>
               </w:rPr>
               <w:t>优先级</w:t>
-            </w:r>
-          </w:p>
-        </w:tc>
-      </w:tr>
-      <w:tr>
-        <w:tblPrEx>
-          <w:tblBorders>
-            <w:top w:val="single" w:color="auto" w:sz="4" w:space="0"/>
-            <w:left w:val="single" w:color="auto" w:sz="4" w:space="0"/>
-            <w:bottom w:val="single" w:color="auto" w:sz="4" w:space="0"/>
-            <w:right w:val="single" w:color="auto" w:sz="4" w:space="0"/>
-            <w:insideH w:val="single" w:color="auto" w:sz="4" w:space="0"/>
-            <w:insideV w:val="single" w:color="auto" w:sz="4" w:space="0"/>
-          </w:tblBorders>
-          <w:tblCellMar>
-            <w:top w:w="0" w:type="dxa"/>
-            <w:left w:w="108" w:type="dxa"/>
-            <w:bottom w:w="0" w:type="dxa"/>
-            <w:right w:w="108" w:type="dxa"/>
-          </w:tblCellMar>
-        </w:tblPrEx>
-        <w:trPr>
-          <w:jc w:val="center"/>
-        </w:trPr>
-        <w:tc>
-          <w:tcPr>
-            <w:tcW w:w="3024" w:type="dxa"/>
-          </w:tcPr>
-          <w:p>
-            <w:pPr>
-              <w:spacing w:after="0" w:line="240" w:lineRule="auto"/>
-            </w:pPr>
-            <w:r>
-              <w:rPr>
-                <w:sz w:val="20"/>
-              </w:rPr>
-              <w:t>填写参会信息</w:t>
-            </w:r>
-          </w:p>
-        </w:tc>
-        <w:tc>
-          <w:tcPr>
-            <w:tcW w:w="3024" w:type="dxa"/>
-          </w:tcPr>
-          <w:p>
-            <w:pPr>
-              <w:spacing w:after="0" w:line="240" w:lineRule="auto"/>
-            </w:pPr>
-            <w:r>
-              <w:rPr>
-                <w:sz w:val="20"/>
-              </w:rPr>
-              <w:t>加入会议前要先填写往返时间、住宿要求、其他情况</w:t>
-            </w:r>
-          </w:p>
-        </w:tc>
-        <w:tc>
-          <w:tcPr>
-            <w:tcW w:w="3024" w:type="dxa"/>
-          </w:tcPr>
-          <w:p>
-            <w:pPr>
-              <w:spacing w:after="0" w:line="240" w:lineRule="auto"/>
-            </w:pPr>
-            <w:r>
-              <w:rPr>
-                <w:sz w:val="20"/>
-              </w:rPr>
-              <w:t>P0</w:t>
-            </w:r>
-          </w:p>
-        </w:tc>
-      </w:tr>
-      <w:tr>
-        <w:tblPrEx>
-          <w:tblBorders>
-            <w:top w:val="single" w:color="auto" w:sz="4" w:space="0"/>
-            <w:left w:val="single" w:color="auto" w:sz="4" w:space="0"/>
-            <w:bottom w:val="single" w:color="auto" w:sz="4" w:space="0"/>
-            <w:right w:val="single" w:color="auto" w:sz="4" w:space="0"/>
-            <w:insideH w:val="single" w:color="auto" w:sz="4" w:space="0"/>
-            <w:insideV w:val="single" w:color="auto" w:sz="4" w:space="0"/>
-          </w:tblBorders>
-          <w:tblCellMar>
-            <w:top w:w="0" w:type="dxa"/>
-            <w:left w:w="108" w:type="dxa"/>
-            <w:bottom w:w="0" w:type="dxa"/>
-            <w:right w:w="108" w:type="dxa"/>
-          </w:tblCellMar>
-        </w:tblPrEx>
-        <w:trPr>
-          <w:jc w:val="center"/>
-        </w:trPr>
-        <w:tc>
-          <w:tcPr>
-            <w:tcW w:w="3024" w:type="dxa"/>
-          </w:tcPr>
-          <w:p>
-            <w:pPr>
-              <w:spacing w:after="0" w:line="240" w:lineRule="auto"/>
-            </w:pPr>
-            <w:r>
-              <w:rPr>
-                <w:sz w:val="20"/>
-              </w:rPr>
-              <w:t>修改参会信息</w:t>
-            </w:r>
-          </w:p>
-        </w:tc>
-        <w:tc>
-          <w:tcPr>
-            <w:tcW w:w="3024" w:type="dxa"/>
-          </w:tcPr>
-          <w:p>
-            <w:pPr>
-              <w:spacing w:after="0" w:line="240" w:lineRule="auto"/>
-            </w:pPr>
-            <w:r>
-              <w:rPr>
-                <w:sz w:val="20"/>
-              </w:rPr>
-              <w:t>修改已填写的参会信息</w:t>
-            </w:r>
-          </w:p>
-        </w:tc>
-        <w:tc>
-          <w:tcPr>
-            <w:tcW w:w="3024" w:type="dxa"/>
-          </w:tcPr>
-          <w:p>
-            <w:pPr>
-              <w:spacing w:after="0" w:line="240" w:lineRule="auto"/>
-            </w:pPr>
-            <w:r>
-              <w:rPr>
-                <w:sz w:val="20"/>
-              </w:rPr>
-              <w:t>P1</w:t>
             </w:r>
           </w:p>
         </w:tc>
@@ -2528,9 +2570,186 @@
           </w:p>
         </w:tc>
       </w:tr>
+      <w:tr>
+        <w:tblPrEx>
+          <w:tblBorders>
+            <w:top w:val="single" w:color="auto" w:sz="4" w:space="0"/>
+            <w:left w:val="single" w:color="auto" w:sz="4" w:space="0"/>
+            <w:bottom w:val="single" w:color="auto" w:sz="4" w:space="0"/>
+            <w:right w:val="single" w:color="auto" w:sz="4" w:space="0"/>
+            <w:insideH w:val="single" w:color="auto" w:sz="4" w:space="0"/>
+            <w:insideV w:val="single" w:color="auto" w:sz="4" w:space="0"/>
+          </w:tblBorders>
+          <w:tblCellMar>
+            <w:top w:w="0" w:type="dxa"/>
+            <w:left w:w="108" w:type="dxa"/>
+            <w:bottom w:w="0" w:type="dxa"/>
+            <w:right w:w="108" w:type="dxa"/>
+          </w:tblCellMar>
+        </w:tblPrEx>
+        <w:trPr>
+          <w:jc w:val="center"/>
+        </w:trPr>
+        <w:tc>
+          <w:tcPr>
+            <w:tcW w:w="3024" w:type="dxa"/>
+          </w:tcPr>
+          <w:p>
+            <w:pPr>
+              <w:spacing w:after="0" w:line="240" w:lineRule="auto"/>
+              <w:rPr>
+                <w:rFonts w:hint="default" w:eastAsia="微软雅黑"/>
+                <w:sz w:val="20"/>
+                <w:lang w:val="en-US" w:eastAsia="zh-CN"/>
+              </w:rPr>
+            </w:pPr>
+            <w:r>
+              <w:rPr>
+                <w:rFonts w:hint="eastAsia"/>
+                <w:sz w:val="20"/>
+                <w:lang w:val="en-US" w:eastAsia="zh-CN"/>
+              </w:rPr>
+              <w:t>创建缴费记录</w:t>
+            </w:r>
+          </w:p>
+        </w:tc>
+        <w:tc>
+          <w:tcPr>
+            <w:tcW w:w="3024" w:type="dxa"/>
+          </w:tcPr>
+          <w:p>
+            <w:pPr>
+              <w:spacing w:after="0" w:line="240" w:lineRule="auto"/>
+              <w:rPr>
+                <w:rFonts w:hint="default" w:eastAsia="微软雅黑"/>
+                <w:sz w:val="20"/>
+                <w:lang w:val="en-US" w:eastAsia="zh-CN"/>
+              </w:rPr>
+            </w:pPr>
+            <w:r>
+              <w:rPr>
+                <w:rFonts w:hint="eastAsia"/>
+                <w:sz w:val="20"/>
+                <w:lang w:val="en-US" w:eastAsia="zh-CN"/>
+              </w:rPr>
+              <w:t>根据参会记录ID创建缴费记录</w:t>
+            </w:r>
+          </w:p>
+        </w:tc>
+        <w:tc>
+          <w:tcPr>
+            <w:tcW w:w="3024" w:type="dxa"/>
+          </w:tcPr>
+          <w:p>
+            <w:pPr>
+              <w:spacing w:after="0" w:line="240" w:lineRule="auto"/>
+              <w:rPr>
+                <w:rFonts w:hint="default" w:eastAsia="微软雅黑"/>
+                <w:sz w:val="20"/>
+                <w:lang w:val="en-US" w:eastAsia="zh-CN"/>
+              </w:rPr>
+            </w:pPr>
+            <w:r>
+              <w:rPr>
+                <w:rFonts w:hint="eastAsia"/>
+                <w:sz w:val="20"/>
+                <w:lang w:val="en-US" w:eastAsia="zh-CN"/>
+              </w:rPr>
+              <w:t>P1</w:t>
+            </w:r>
+          </w:p>
+        </w:tc>
+      </w:tr>
+      <w:tr>
+        <w:tblPrEx>
+          <w:tblBorders>
+            <w:top w:val="single" w:color="auto" w:sz="4" w:space="0"/>
+            <w:left w:val="single" w:color="auto" w:sz="4" w:space="0"/>
+            <w:bottom w:val="single" w:color="auto" w:sz="4" w:space="0"/>
+            <w:right w:val="single" w:color="auto" w:sz="4" w:space="0"/>
+            <w:insideH w:val="single" w:color="auto" w:sz="4" w:space="0"/>
+            <w:insideV w:val="single" w:color="auto" w:sz="4" w:space="0"/>
+          </w:tblBorders>
+          <w:tblCellMar>
+            <w:top w:w="0" w:type="dxa"/>
+            <w:left w:w="108" w:type="dxa"/>
+            <w:bottom w:w="0" w:type="dxa"/>
+            <w:right w:w="108" w:type="dxa"/>
+          </w:tblCellMar>
+        </w:tblPrEx>
+        <w:trPr>
+          <w:jc w:val="center"/>
+        </w:trPr>
+        <w:tc>
+          <w:tcPr>
+            <w:tcW w:w="3024" w:type="dxa"/>
+          </w:tcPr>
+          <w:p>
+            <w:pPr>
+              <w:spacing w:after="0" w:line="240" w:lineRule="auto"/>
+              <w:rPr>
+                <w:sz w:val="20"/>
+              </w:rPr>
+            </w:pPr>
+            <w:r>
+              <w:rPr>
+                <w:rFonts w:hint="eastAsia"/>
+                <w:sz w:val="20"/>
+                <w:lang w:val="en-US" w:eastAsia="zh-CN"/>
+              </w:rPr>
+              <w:t>删除缴费记录</w:t>
+            </w:r>
+          </w:p>
+        </w:tc>
+        <w:tc>
+          <w:tcPr>
+            <w:tcW w:w="3024" w:type="dxa"/>
+          </w:tcPr>
+          <w:p>
+            <w:pPr>
+              <w:spacing w:after="0" w:line="240" w:lineRule="auto"/>
+              <w:rPr>
+                <w:sz w:val="20"/>
+              </w:rPr>
+            </w:pPr>
+            <w:r>
+              <w:rPr>
+                <w:rFonts w:hint="eastAsia"/>
+                <w:sz w:val="20"/>
+                <w:lang w:val="en-US" w:eastAsia="zh-CN"/>
+              </w:rPr>
+              <w:t>根据参会记录ID删除缴费记录</w:t>
+            </w:r>
+          </w:p>
+        </w:tc>
+        <w:tc>
+          <w:tcPr>
+            <w:tcW w:w="3024" w:type="dxa"/>
+          </w:tcPr>
+          <w:p>
+            <w:pPr>
+              <w:spacing w:after="0" w:line="240" w:lineRule="auto"/>
+              <w:rPr>
+                <w:rFonts w:hint="default" w:eastAsia="微软雅黑"/>
+                <w:sz w:val="20"/>
+                <w:lang w:val="en-US" w:eastAsia="zh-CN"/>
+              </w:rPr>
+            </w:pPr>
+            <w:r>
+              <w:rPr>
+                <w:rFonts w:hint="eastAsia"/>
+                <w:sz w:val="20"/>
+                <w:lang w:val="en-US" w:eastAsia="zh-CN"/>
+              </w:rPr>
+              <w:t>P1</w:t>
+            </w:r>
+          </w:p>
+        </w:tc>
+      </w:tr>
     </w:tbl>
-    <w:p/>
     <w:p>
+      <w:bookmarkStart w:id="0" w:name="_GoBack"/>
+      <w:bookmarkEnd w:id="0"/>
       <w:r>
         <w:rPr>
           <w:sz w:val="22"/>

--- a/docs/01-需求分析文档.docx
+++ b/docs/01-需求分析文档.docx
@@ -1623,8 +1623,10 @@
         <w:rPr>
           <w:sz w:val="22"/>
         </w:rPr>
-        <w:t>会议过了规定时间就会变为已结束状态，无法进行任何修改（可删除该会议）、邀请码自动删除</w:t>
+        <w:t>会议过了规定时间就会变为已结束状态，无法进行任何修改</w:t>
       </w:r>
+      <w:bookmarkStart w:id="0" w:name="_GoBack"/>
+      <w:bookmarkEnd w:id="0"/>
     </w:p>
     <w:p>
       <w:pPr>
@@ -2748,8 +2750,6 @@
       </w:tr>
     </w:tbl>
     <w:p>
-      <w:bookmarkStart w:id="0" w:name="_GoBack"/>
-      <w:bookmarkEnd w:id="0"/>
       <w:r>
         <w:rPr>
           <w:sz w:val="22"/>

--- a/docs/01-需求分析文档.docx
+++ b/docs/01-需求分析文档.docx
@@ -1625,8 +1625,6 @@
         </w:rPr>
         <w:t>会议过了规定时间就会变为已结束状态，无法进行任何修改</w:t>
       </w:r>
-      <w:bookmarkStart w:id="0" w:name="_GoBack"/>
-      <w:bookmarkEnd w:id="0"/>
     </w:p>
     <w:p>
       <w:pPr>
@@ -2305,6 +2303,20 @@
         </w:rPr>
         <w:t>同一用户不能重复加入同一会议</w:t>
       </w:r>
+    </w:p>
+    <w:p>
+      <w:pPr>
+        <w:pStyle w:val="16"/>
+      </w:pPr>
+      <w:r>
+        <w:rPr>
+          <w:rFonts w:hint="eastAsia"/>
+          <w:lang w:val="en-US" w:eastAsia="zh-CN"/>
+        </w:rPr>
+        <w:t>已结束的会议无法加入</w:t>
+      </w:r>
+      <w:bookmarkStart w:id="0" w:name="_GoBack"/>
+      <w:bookmarkEnd w:id="0"/>
     </w:p>
     <w:p>
       <w:pPr>
@@ -3719,12 +3731,6 @@
             <w:insideH w:val="single" w:color="auto" w:sz="4" w:space="0"/>
             <w:insideV w:val="single" w:color="auto" w:sz="4" w:space="0"/>
           </w:tblBorders>
-          <w:tblCellMar>
-            <w:top w:w="0" w:type="dxa"/>
-            <w:left w:w="108" w:type="dxa"/>
-            <w:bottom w:w="0" w:type="dxa"/>
-            <w:right w:w="108" w:type="dxa"/>
-          </w:tblCellMar>
         </w:tblPrEx>
         <w:trPr>
           <w:jc w:val="center"/>

--- a/docs/01-需求分析文档.docx
+++ b/docs/01-需求分析文档.docx
@@ -1093,12 +1093,6 @@
             <w:insideH w:val="single" w:color="auto" w:sz="4" w:space="0"/>
             <w:insideV w:val="single" w:color="auto" w:sz="4" w:space="0"/>
           </w:tblBorders>
-          <w:tblCellMar>
-            <w:top w:w="0" w:type="dxa"/>
-            <w:left w:w="108" w:type="dxa"/>
-            <w:bottom w:w="0" w:type="dxa"/>
-            <w:right w:w="108" w:type="dxa"/>
-          </w:tblCellMar>
         </w:tblPrEx>
         <w:trPr>
           <w:jc w:val="center"/>
@@ -1608,11 +1602,13 @@
       <w:pPr>
         <w:pStyle w:val="16"/>
       </w:pPr>
+      <w:bookmarkStart w:id="0" w:name="_GoBack"/>
+      <w:bookmarkEnd w:id="0"/>
       <w:r>
         <w:rPr>
           <w:sz w:val="22"/>
         </w:rPr>
-        <w:t>每个会议只有审核通过后才有邀请码，且每个会议对应唯一的邀请码</w:t>
+        <w:t>每个会议对应唯一的邀请码</w:t>
       </w:r>
     </w:p>
     <w:p>
@@ -1623,7 +1619,7 @@
         <w:rPr>
           <w:sz w:val="22"/>
         </w:rPr>
-        <w:t>会议过了规定时间就会变为已结束状态，无法进行任何修改</w:t>
+        <w:t>会议过了规定时间就会变为已结束状态，无法进行任何修改（可删除该会议）、邀请码自动删除</w:t>
       </w:r>
     </w:p>
     <w:p>
@@ -2303,20 +2299,6 @@
         </w:rPr>
         <w:t>同一用户不能重复加入同一会议</w:t>
       </w:r>
-    </w:p>
-    <w:p>
-      <w:pPr>
-        <w:pStyle w:val="16"/>
-      </w:pPr>
-      <w:r>
-        <w:rPr>
-          <w:rFonts w:hint="eastAsia"/>
-          <w:lang w:val="en-US" w:eastAsia="zh-CN"/>
-        </w:rPr>
-        <w:t>已结束的会议无法加入</w:t>
-      </w:r>
-      <w:bookmarkStart w:id="0" w:name="_GoBack"/>
-      <w:bookmarkEnd w:id="0"/>
     </w:p>
     <w:p>
       <w:pPr>
@@ -3731,6 +3713,12 @@
             <w:insideH w:val="single" w:color="auto" w:sz="4" w:space="0"/>
             <w:insideV w:val="single" w:color="auto" w:sz="4" w:space="0"/>
           </w:tblBorders>
+          <w:tblCellMar>
+            <w:top w:w="0" w:type="dxa"/>
+            <w:left w:w="108" w:type="dxa"/>
+            <w:bottom w:w="0" w:type="dxa"/>
+            <w:right w:w="108" w:type="dxa"/>
+          </w:tblCellMar>
         </w:tblPrEx>
         <w:trPr>
           <w:jc w:val="center"/>
